--- a/services/export-service/templates/web/06_threat_classification.docx
+++ b/services/export-service/templates/web/06_threat_classification.docx
@@ -5,11 +5,7 @@
     <w:p>
       <w:pPr>
         <w:pStyle w:val="Heading1"/>
-        <w:numPr>
-          <w:ilvl w:val="0"/>
-          <w:numId w:val="4"/>
-        </w:numPr>
-        <w:ind w:left="432" w:hanging="432"/>
+        <w:ind w:left="0"/>
         <w:rPr>
           <w:rFonts w:ascii="Times New Roman" w:cs="Times New Roman" w:eastAsia="Times New Roman" w:hAnsi="Times New Roman"/>
           <w:b w:val="0"/>
@@ -22,6 +18,12 @@
       <w:bookmarkEnd w:id="0"/>
       <w:r>
         <w:rPr>
+          <w:rtl w:val="0"/>
+        </w:rPr>
+        <w:t xml:space="preserve">{{ chapter_num }}. </w:t>
+      </w:r>
+      <w:r>
+        <w:rPr>
           <w:rFonts w:ascii="Times New Roman" w:cs="Times New Roman" w:eastAsia="Times New Roman" w:hAnsi="Times New Roman"/>
           <w:b w:val="0"/>
           <w:bCs w:val="0"/>
@@ -35,10 +37,6 @@
     <w:p>
       <w:pPr>
         <w:pStyle w:val="Heading2"/>
-        <w:numPr>
-          <w:ilvl w:val="1"/>
-          <w:numId w:val="4"/>
-        </w:numPr>
         <w:ind w:left="0" w:firstLine="0"/>
         <w:rPr>
           <w:rFonts w:ascii="Times New Roman" w:cs="Times New Roman" w:eastAsia="Times New Roman" w:hAnsi="Times New Roman"/>
@@ -50,6 +48,12 @@
       </w:pPr>
       <w:bookmarkStart w:colFirst="0" w:colLast="0" w:name="_qqw4u734e39o" w:id="1"/>
       <w:bookmarkEnd w:id="1"/>
+      <w:r>
+        <w:rPr>
+          <w:rtl w:val="0"/>
+        </w:rPr>
+        <w:t xml:space="preserve">{{ sub(1) }} </w:t>
+      </w:r>
       <w:r>
         <w:rPr>
           <w:rFonts w:ascii="Times New Roman" w:cs="Times New Roman" w:eastAsia="Times New Roman" w:hAnsi="Times New Roman"/>
@@ -84,13 +88,13 @@
         <w:ind w:left="720" w:right="0" w:hanging="360"/>
         <w:jc w:val="left"/>
         <w:rPr>
-          <w:b w:val="0"/>
-          <w:bCs w:val="0"/>
-          <w:i w:val="0"/>
-          <w:iCs w:val="0"/>
-          <w:smallCaps w:val="0"/>
-          <w:strike w:val="0"/>
-          <w:color w:val="262626"/>
+          <w:rFonts w:ascii="Times New Roman" w:cs="Times New Roman" w:eastAsia="Times New Roman" w:hAnsi="Times New Roman"/>
+          <w:b w:val="0"/>
+          <w:bCs w:val="0"/>
+          <w:i w:val="0"/>
+          <w:iCs w:val="0"/>
+          <w:smallCaps w:val="0"/>
+          <w:strike w:val="0"/>
           <w:sz w:val="28"/>
           <w:szCs w:val="28"/>
           <w:u w:val="none"/>
@@ -404,11 +408,7 @@
     <w:p>
       <w:pPr>
         <w:pStyle w:val="Heading2"/>
-        <w:numPr>
-          <w:ilvl w:val="1"/>
-          <w:numId w:val="4"/>
-        </w:numPr>
-        <w:ind w:left="0" w:hanging="15"/>
+        <w:ind w:left="0" w:firstLine="0"/>
         <w:rPr>
           <w:rFonts w:ascii="Times New Roman" w:cs="Times New Roman" w:eastAsia="Times New Roman" w:hAnsi="Times New Roman"/>
           <w:b w:val="0"/>
@@ -419,6 +419,12 @@
       </w:pPr>
       <w:bookmarkStart w:colFirst="0" w:colLast="0" w:name="_h1wlfvdnxr2c" w:id="2"/>
       <w:bookmarkEnd w:id="2"/>
+      <w:r>
+        <w:rPr>
+          <w:rtl w:val="0"/>
+        </w:rPr>
+        <w:t xml:space="preserve">{{ sub(2) }} </w:t>
+      </w:r>
       <w:r>
         <w:rPr>
           <w:rFonts w:ascii="Times New Roman" w:cs="Times New Roman" w:eastAsia="Times New Roman" w:hAnsi="Times New Roman"/>
@@ -1671,98 +1677,6 @@
       </w:rPr>
     </w:lvl>
   </w:abstractNum>
-  <w:abstractNum w:abstractNumId="4">
-    <w:lvl w:ilvl="0">
-      <w:start w:val="1"/>
-      <w:numFmt w:val="decimal"/>
-      <w:lvlText w:val="%1"/>
-      <w:lvlJc w:val="left"/>
-      <w:pPr>
-        <w:ind w:left="432" w:hanging="432"/>
-      </w:pPr>
-      <w:rPr/>
-    </w:lvl>
-    <w:lvl w:ilvl="1">
-      <w:start w:val="1"/>
-      <w:numFmt w:val="decimal"/>
-      <w:lvlText w:val="%1.%2"/>
-      <w:lvlJc w:val="left"/>
-      <w:pPr>
-        <w:ind w:left="7947" w:hanging="7947"/>
-      </w:pPr>
-      <w:rPr/>
-    </w:lvl>
-    <w:lvl w:ilvl="2">
-      <w:start w:val="1"/>
-      <w:numFmt w:val="decimal"/>
-      <w:lvlText w:val="%1.%2.%3"/>
-      <w:lvlJc w:val="left"/>
-      <w:pPr>
-        <w:ind w:left="1855" w:hanging="720"/>
-      </w:pPr>
-      <w:rPr/>
-    </w:lvl>
-    <w:lvl w:ilvl="3">
-      <w:start w:val="1"/>
-      <w:numFmt w:val="decimal"/>
-      <w:lvlText w:val="%1.%2.%3.%4"/>
-      <w:lvlJc w:val="left"/>
-      <w:pPr>
-        <w:ind w:left="864" w:hanging="864"/>
-      </w:pPr>
-      <w:rPr/>
-    </w:lvl>
-    <w:lvl w:ilvl="4">
-      <w:start w:val="1"/>
-      <w:numFmt w:val="decimal"/>
-      <w:lvlText w:val="%1.%2.%3.%4.%5"/>
-      <w:lvlJc w:val="left"/>
-      <w:pPr>
-        <w:ind w:left="1008" w:hanging="1008"/>
-      </w:pPr>
-      <w:rPr/>
-    </w:lvl>
-    <w:lvl w:ilvl="5">
-      <w:start w:val="1"/>
-      <w:numFmt w:val="decimal"/>
-      <w:lvlText w:val="%1.%2.%3.%4.%5.%6"/>
-      <w:lvlJc w:val="left"/>
-      <w:pPr>
-        <w:ind w:left="1152" w:hanging="1152"/>
-      </w:pPr>
-      <w:rPr/>
-    </w:lvl>
-    <w:lvl w:ilvl="6">
-      <w:start w:val="1"/>
-      <w:numFmt w:val="decimal"/>
-      <w:lvlText w:val="%1.%2.%3.%4.%5.%6.%7"/>
-      <w:lvlJc w:val="left"/>
-      <w:pPr>
-        <w:ind w:left="1296" w:hanging="1296"/>
-      </w:pPr>
-      <w:rPr/>
-    </w:lvl>
-    <w:lvl w:ilvl="7">
-      <w:start w:val="1"/>
-      <w:numFmt w:val="decimal"/>
-      <w:lvlText w:val="%1.%2.%3.%4.%5.%6.%7.%8"/>
-      <w:lvlJc w:val="left"/>
-      <w:pPr>
-        <w:ind w:left="1440" w:hanging="1440"/>
-      </w:pPr>
-      <w:rPr/>
-    </w:lvl>
-    <w:lvl w:ilvl="8">
-      <w:start w:val="1"/>
-      <w:numFmt w:val="decimal"/>
-      <w:lvlText w:val="%1.%2.%3.%4.%5.%6.%7.%8.%9"/>
-      <w:lvlJc w:val="left"/>
-      <w:pPr>
-        <w:ind w:left="1584" w:hanging="1584"/>
-      </w:pPr>
-      <w:rPr/>
-    </w:lvl>
-  </w:abstractNum>
   <w:num w:numId="1">
     <w:abstractNumId w:val="1"/>
   </w:num>
@@ -1771,9 +1685,6 @@
   </w:num>
   <w:num w:numId="3">
     <w:abstractNumId w:val="3"/>
-  </w:num>
-  <w:num w:numId="4">
-    <w:abstractNumId w:val="4"/>
   </w:num>
 </w:numbering>
 </file>

--- a/services/export-service/templates/web/06_threat_classification.docx
+++ b/services/export-service/templates/web/06_threat_classification.docx
@@ -1174,7 +1174,6 @@
       <w:pgSz w:h="16838" w:w="11906" w:orient="portrait"/>
       <w:pgMar w:bottom="1021" w:top="1021" w:left="1021" w:right="1021" w:header="680" w:footer="709"/>
       <w:pgNumType w:start="1"/>
-      <w:titlePg w:val="1"/>
     </w:sectPr>
   </w:body>
 </w:document>
@@ -1239,6 +1238,56 @@
       <w:tab/>
     </w:r>
   </w:p>
+  <w:p>
+    <w:pPr>
+      <w:keepNext w:val="0"/>
+      <w:keepLines w:val="0"/>
+      <w:widowControl w:val="1"/>
+      <w:pBdr>
+        <w:top w:space="0" w:sz="0" w:val="nil"/>
+        <w:left w:space="0" w:sz="0" w:val="nil"/>
+        <w:bottom w:space="0" w:sz="0" w:val="nil"/>
+        <w:right w:space="0" w:sz="0" w:val="nil"/>
+        <w:between w:space="0" w:sz="0" w:val="nil"/>
+      </w:pBdr>
+      <w:shd w:fill="auto" w:val="clear"/>
+      <w:tabs>
+        <w:tab w:val="center" w:leader="none" w:pos="4677"/>
+        <w:tab w:val="right" w:leader="none" w:pos="9355"/>
+        <w:tab w:val="left" w:leader="none" w:pos="2693"/>
+      </w:tabs>
+      <w:spacing w:after="0" w:before="0" w:line="240" w:lineRule="auto"/>
+      <w:ind w:left="0" w:right="0" w:firstLine="0"/>
+      <w:jc w:val="right"/>
+      <w:rPr/>
+    </w:pPr>
+    <w:r>
+      <w:rPr>
+        <w:rFonts w:ascii="Times New Roman" w:cs="Times New Roman" w:eastAsia="Times New Roman" w:hAnsi="Times New Roman"/>
+        <w:b w:val="0"/>
+        <w:bCs w:val="0"/>
+        <w:i w:val="0"/>
+        <w:iCs w:val="0"/>
+        <w:smallCaps w:val="0"/>
+        <w:strike w:val="0"/>
+        <w:color w:val="262626"/>
+        <w:sz w:val="24"/>
+        <w:szCs w:val="24"/>
+        <w:u w:val="none"/>
+        <w:shd w:fill="auto" w:val="clear"/>
+        <w:vertAlign w:val="baseline"/>
+      </w:rPr>
+      <w:fldChar w:fldCharType="begin"/>
+      <w:instrText xml:space="preserve">PAGE</w:instrText>
+      <w:fldChar w:fldCharType="separate"/>
+      <w:fldChar w:fldCharType="end"/>
+    </w:r>
+    <w:r>
+      <w:rPr>
+        <w:rtl w:val="0"/>
+      </w:rPr>
+    </w:r>
+  </w:p>
 </w:ftr>
 </file>
 
@@ -1281,23 +1330,16 @@
       </w:rPr>
     </w:pPr>
     <w:r>
-      <w:rPr>
-        <w:rFonts w:ascii="Times New Roman" w:cs="Times New Roman" w:eastAsia="Times New Roman" w:hAnsi="Times New Roman"/>
-        <w:b w:val="0"/>
-        <w:bCs w:val="0"/>
-        <w:i w:val="0"/>
-        <w:iCs w:val="0"/>
-        <w:smallCaps w:val="0"/>
-        <w:strike w:val="0"/>
-        <w:color w:val="262626"/>
-        <w:sz w:val="24"/>
-        <w:szCs w:val="24"/>
-        <w:u w:val="none"/>
-        <w:shd w:fill="auto" w:val="clear"/>
-        <w:vertAlign w:val="baseline"/>
+      <w:rPr/>
+      <w:fldChar w:fldCharType="begin"/>
+      <w:instrText xml:space="preserve">PAGE</w:instrText>
+      <w:fldChar w:fldCharType="separate"/>
+      <w:fldChar w:fldCharType="end"/>
+    </w:r>
+    <w:r>
+      <w:rPr>
         <w:rtl w:val="0"/>
       </w:rPr>
-      <w:t xml:space="preserve">t</w:t>
     </w:r>
   </w:p>
   <w:p>
